--- a/tests/sample-dirty.docx
+++ b/tests/sample-dirty.docx
@@ -369,6 +369,26 @@
     <w:p>
       <w:r>
         <w:t>综上所述，本文围绕巡检工作展开了系统梳理，从设备、网络、环境三个维度进行了分析，并结合实际情况提出了相应的改进建议，具有一定的参考价值。</w:t>
+      </w:r>
+    </w:p>
+    <w:p>
+      <w:r>
+        <w:t>保护路径 .github/workflows/ 共 3 个文件。</w:t>
+      </w:r>
+    </w:p>
+    <w:p>
+      <w:r>
+        <w:t>路径 C:\Users\Administrator\.pi\agent\skills\ 下共 2 个目录。</w:t>
+      </w:r>
+    </w:p>
+    <w:p>
+      <w:r>
+        <w:t>命令 python scripts/docx_scan.py --all 与版本 v0.1.0 都不许改，但共 3 处空格要删。</w:t>
+      </w:r>
+    </w:p>
+    <w:p>
+      <w:r>
+        <w:t>时间 9:30、单位 10 kg、邮箱 a@b.com、代码 `x = 1` 都不能动。</w:t>
       </w:r>
     </w:p>
     <w:p>
